--- a/templates/dist/bank-fin-checklist.docx
+++ b/templates/dist/bank-fin-checklist.docx
@@ -222,7 +222,7 @@
                 <w:rtl/>
                 <w:lang w:bidi="ar-AE"/>
               </w:rPr>
-              <w:t xml:space="preserve"/>
+              <w:t xml:space="preserve">‏</w:t>
             </w:r>
             <w:r>
               <w:rPr>
@@ -312,7 +312,7 @@
                 <w:rtl/>
                 <w:lang w:bidi="ar-AE"/>
               </w:rPr>
-              <w:t xml:space="preserve"> </w:t>
+              <w:t xml:space="preserve"> ‏</w:t>
             </w:r>
             <w:r>
               <w:rPr>
@@ -383,7 +383,7 @@
                 <w:rtl/>
                 <w:lang w:bidi="ar-AE"/>
               </w:rPr>
-              <w:t xml:space="preserve"> </w:t>
+              <w:t xml:space="preserve"> ‏</w:t>
             </w:r>
             <w:r>
               <w:rPr>
@@ -524,7 +524,7 @@
                 <w:rtl/>
                 <w:lang w:bidi="ar-AE"/>
               </w:rPr>
-              <w:t xml:space="preserve"> </w:t>
+              <w:t xml:space="preserve"> ‏</w:t>
             </w:r>
             <w:r>
               <w:rPr>
@@ -4190,18 +4190,7 @@
                 <w:u w:val="single"/>
                 <w:rtl/>
               </w:rPr>
-              <w:t xml:space="preserve">ختم وتوقيع الاستشاري</w:t>
-            </w:r>
-            <w:r>
-              <w:rPr>
-                <w:rFonts w:cs="GE SS Text Bold" w:ascii="GE SS Text Bold" w:hAnsi="GE SS Text Bold" w:eastAsia="GE SS Text Bold"/>
-                <w:rtl/>
-                <w:color w:val="FFFFFF"/>
-                <w:spacing w:val="-20"/>
-                <w:sz w:val="2"/>
-                <w:szCs w:val="2"/>
-              </w:rPr>
-              <w:t xml:space="preserve">QZ6ZQ</w:t>
+              <w:t>ختم وتوقيع الاستشاري</w:t>
             </w:r>
           </w:p>
           <w:p>

--- a/templates/dist/bank-fin-checklist.docx
+++ b/templates/dist/bank-fin-checklist.docx
@@ -6,6 +6,7 @@
       <w:tblPr>
         <w:tblStyle w:val="TableGridLight1"/>
         <w:tblpPr w:leftFromText="180" w:rightFromText="180" w:bottomFromText="200" w:vertAnchor="page" w:horzAnchor="margin" w:tblpX="175" w:tblpY="1316"/>
+        <w:bidiVisual w:val="0"/>
         <w:tblW w:w="10528" w:type="dxa"/>
         <w:tblBorders>
           <w:top w:val="dashSmallGap" w:sz="4" w:space="0" w:color="8064A2" w:themeColor="accent4"/>
